--- a/A06_03_HoangLH_171.docx
+++ b/A06_03_HoangLH_171.docx
@@ -4,6 +4,1524 @@
   <w:body>
     <w:p>
       <w:pPr>
+        <w:rPr>
+          <w:b/>
+          <w:bCs/>
+          <w:sz w:val="36"/>
+          <w:szCs w:val="36"/>
+        </w:rPr>
+      </w:pPr>
+      <w:r>
+        <w:rPr>
+          <w:noProof/>
+        </w:rPr>
+        <w:drawing>
+          <wp:anchor distT="0" distB="0" distL="114300" distR="114300" simplePos="0" relativeHeight="251660288" behindDoc="1" locked="0" layoutInCell="1" allowOverlap="1" wp14:anchorId="38648ED5" wp14:editId="04C8511B">
+            <wp:simplePos x="0" y="0"/>
+            <wp:positionH relativeFrom="margin">
+              <wp:align>center</wp:align>
+            </wp:positionH>
+            <wp:positionV relativeFrom="paragraph">
+              <wp:posOffset>163852</wp:posOffset>
+            </wp:positionV>
+            <wp:extent cx="5771820" cy="8334375"/>
+            <wp:effectExtent l="0" t="0" r="635" b="0"/>
+            <wp:wrapNone/>
+            <wp:docPr id="43230385" name="Picture 43230385"/>
+            <wp:cNvGraphicFramePr>
+              <a:graphicFrameLocks xmlns:a="http://schemas.openxmlformats.org/drawingml/2006/main" noChangeAspect="1"/>
+            </wp:cNvGraphicFramePr>
+            <a:graphic xmlns:a="http://schemas.openxmlformats.org/drawingml/2006/main">
+              <a:graphicData uri="http://schemas.openxmlformats.org/drawingml/2006/picture">
+                <pic:pic xmlns:pic="http://schemas.openxmlformats.org/drawingml/2006/picture">
+                  <pic:nvPicPr>
+                    <pic:cNvPr id="25" name="Picture 6"/>
+                    <pic:cNvPicPr>
+                      <a:picLocks noChangeAspect="1" noChangeArrowheads="1"/>
+                    </pic:cNvPicPr>
+                  </pic:nvPicPr>
+                  <pic:blipFill>
+                    <a:blip r:embed="rId5">
+                      <a:extLst>
+                        <a:ext uri="{28A0092B-C50C-407E-A947-70E740481C1C}">
+                          <a14:useLocalDpi xmlns:a14="http://schemas.microsoft.com/office/drawing/2010/main" val="0"/>
+                        </a:ext>
+                      </a:extLst>
+                    </a:blip>
+                    <a:srcRect/>
+                    <a:stretch>
+                      <a:fillRect/>
+                    </a:stretch>
+                  </pic:blipFill>
+                  <pic:spPr bwMode="auto">
+                    <a:xfrm>
+                      <a:off x="0" y="0"/>
+                      <a:ext cx="5771820" cy="8334375"/>
+                    </a:xfrm>
+                    <a:prstGeom prst="rect">
+                      <a:avLst/>
+                    </a:prstGeom>
+                    <a:noFill/>
+                    <a:ln>
+                      <a:noFill/>
+                    </a:ln>
+                  </pic:spPr>
+                </pic:pic>
+              </a:graphicData>
+            </a:graphic>
+            <wp14:sizeRelH relativeFrom="margin">
+              <wp14:pctWidth>0</wp14:pctWidth>
+            </wp14:sizeRelH>
+            <wp14:sizeRelV relativeFrom="margin">
+              <wp14:pctHeight>0</wp14:pctHeight>
+            </wp14:sizeRelV>
+          </wp:anchor>
+        </w:drawing>
+      </w:r>
+      <w:r>
+        <w:rPr>
+          <w:b/>
+          <w:bCs/>
+          <w:noProof/>
+          <w:sz w:val="36"/>
+          <w:szCs w:val="36"/>
+        </w:rPr>
+        <mc:AlternateContent>
+          <mc:Choice Requires="wpg">
+            <w:drawing>
+              <wp:anchor distT="0" distB="0" distL="114300" distR="114300" simplePos="0" relativeHeight="251659264" behindDoc="1" locked="0" layoutInCell="1" allowOverlap="1" wp14:anchorId="13DC367A" wp14:editId="0222AC9B">
+                <wp:simplePos x="0" y="0"/>
+                <wp:positionH relativeFrom="margin">
+                  <wp:align>center</wp:align>
+                </wp:positionH>
+                <wp:positionV relativeFrom="margin">
+                  <wp:posOffset>-391131</wp:posOffset>
+                </wp:positionV>
+                <wp:extent cx="6596365" cy="9648000"/>
+                <wp:effectExtent l="0" t="0" r="0" b="0"/>
+                <wp:wrapNone/>
+                <wp:docPr id="21" name="Nhóm 21"/>
+                <wp:cNvGraphicFramePr>
+                  <a:graphicFrameLocks xmlns:a="http://schemas.openxmlformats.org/drawingml/2006/main"/>
+                </wp:cNvGraphicFramePr>
+                <a:graphic xmlns:a="http://schemas.openxmlformats.org/drawingml/2006/main">
+                  <a:graphicData uri="http://schemas.microsoft.com/office/word/2010/wordprocessingGroup">
+                    <wpg:wgp>
+                      <wpg:cNvGrpSpPr>
+                        <a:grpSpLocks/>
+                      </wpg:cNvGrpSpPr>
+                      <wpg:grpSpPr bwMode="auto">
+                        <a:xfrm>
+                          <a:off x="0" y="0"/>
+                          <a:ext cx="6596365" cy="9648000"/>
+                          <a:chOff x="687" y="705"/>
+                          <a:chExt cx="10650" cy="15525"/>
+                        </a:xfrm>
+                      </wpg:grpSpPr>
+                      <pic:pic xmlns:pic="http://schemas.openxmlformats.org/drawingml/2006/picture">
+                        <pic:nvPicPr>
+                          <pic:cNvPr id="25" name="Picture 6"/>
+                          <pic:cNvPicPr>
+                            <a:picLocks noChangeAspect="1" noChangeArrowheads="1"/>
+                          </pic:cNvPicPr>
+                        </pic:nvPicPr>
+                        <pic:blipFill>
+                          <a:blip r:embed="rId5">
+                            <a:extLst>
+                              <a:ext uri="{28A0092B-C50C-407E-A947-70E740481C1C}">
+                                <a14:useLocalDpi xmlns:a14="http://schemas.microsoft.com/office/drawing/2010/main" val="0"/>
+                              </a:ext>
+                            </a:extLst>
+                          </a:blip>
+                          <a:srcRect/>
+                          <a:stretch>
+                            <a:fillRect/>
+                          </a:stretch>
+                        </pic:blipFill>
+                        <pic:spPr bwMode="auto">
+                          <a:xfrm>
+                            <a:off x="1475" y="1558"/>
+                            <a:ext cx="9073" cy="13527"/>
+                          </a:xfrm>
+                          <a:prstGeom prst="rect">
+                            <a:avLst/>
+                          </a:prstGeom>
+                          <a:noFill/>
+                          <a:ln>
+                            <a:noFill/>
+                          </a:ln>
+                          <a:extLst>
+                            <a:ext uri="{909E8E84-426E-40DD-AFC4-6F175D3DCCD1}">
+                              <a14:hiddenFill xmlns:a14="http://schemas.microsoft.com/office/drawing/2010/main">
+                                <a:solidFill>
+                                  <a:srgbClr val="FFFFFF"/>
+                                </a:solidFill>
+                              </a14:hiddenFill>
+                            </a:ext>
+                            <a:ext uri="{91240B29-F687-4F45-9708-019B960494DF}">
+                              <a14:hiddenLine xmlns:a14="http://schemas.microsoft.com/office/drawing/2010/main" w="9525">
+                                <a:solidFill>
+                                  <a:srgbClr val="000000"/>
+                                </a:solidFill>
+                                <a:miter lim="800000"/>
+                                <a:headEnd/>
+                                <a:tailEnd/>
+                              </a14:hiddenLine>
+                            </a:ext>
+                          </a:extLst>
+                        </pic:spPr>
+                      </pic:pic>
+                      <pic:pic xmlns:pic="http://schemas.openxmlformats.org/drawingml/2006/picture">
+                        <pic:nvPicPr>
+                          <pic:cNvPr id="22" name="Picture 3"/>
+                          <pic:cNvPicPr>
+                            <a:picLocks noChangeAspect="1" noChangeArrowheads="1"/>
+                          </pic:cNvPicPr>
+                        </pic:nvPicPr>
+                        <pic:blipFill>
+                          <a:blip r:embed="rId6">
+                            <a:extLst>
+                              <a:ext uri="{28A0092B-C50C-407E-A947-70E740481C1C}">
+                                <a14:useLocalDpi xmlns:a14="http://schemas.microsoft.com/office/drawing/2010/main" val="0"/>
+                              </a:ext>
+                            </a:extLst>
+                          </a:blip>
+                          <a:srcRect/>
+                          <a:stretch>
+                            <a:fillRect/>
+                          </a:stretch>
+                        </pic:blipFill>
+                        <pic:spPr bwMode="auto">
+                          <a:xfrm>
+                            <a:off x="1440" y="3159"/>
+                            <a:ext cx="3898" cy="3898"/>
+                          </a:xfrm>
+                          <a:prstGeom prst="rect">
+                            <a:avLst/>
+                          </a:prstGeom>
+                          <a:noFill/>
+                          <a:ln>
+                            <a:noFill/>
+                          </a:ln>
+                          <a:extLst>
+                            <a:ext uri="{909E8E84-426E-40DD-AFC4-6F175D3DCCD1}">
+                              <a14:hiddenFill xmlns:a14="http://schemas.microsoft.com/office/drawing/2010/main">
+                                <a:solidFill>
+                                  <a:srgbClr val="FFFFFF"/>
+                                </a:solidFill>
+                              </a14:hiddenFill>
+                            </a:ext>
+                            <a:ext uri="{91240B29-F687-4F45-9708-019B960494DF}">
+                              <a14:hiddenLine xmlns:a14="http://schemas.microsoft.com/office/drawing/2010/main" w="9525">
+                                <a:solidFill>
+                                  <a:srgbClr val="000000"/>
+                                </a:solidFill>
+                                <a:miter lim="800000"/>
+                                <a:headEnd/>
+                                <a:tailEnd/>
+                              </a14:hiddenLine>
+                            </a:ext>
+                          </a:extLst>
+                        </pic:spPr>
+                      </pic:pic>
+                      <pic:pic xmlns:pic="http://schemas.openxmlformats.org/drawingml/2006/picture">
+                        <pic:nvPicPr>
+                          <pic:cNvPr id="23" name="Picture 4"/>
+                          <pic:cNvPicPr>
+                            <a:picLocks noChangeAspect="1" noChangeArrowheads="1"/>
+                          </pic:cNvPicPr>
+                        </pic:nvPicPr>
+                        <pic:blipFill>
+                          <a:blip r:embed="rId7">
+                            <a:extLst>
+                              <a:ext uri="{28A0092B-C50C-407E-A947-70E740481C1C}">
+                                <a14:useLocalDpi xmlns:a14="http://schemas.microsoft.com/office/drawing/2010/main" val="0"/>
+                              </a:ext>
+                            </a:extLst>
+                          </a:blip>
+                          <a:srcRect/>
+                          <a:stretch>
+                            <a:fillRect/>
+                          </a:stretch>
+                        </pic:blipFill>
+                        <pic:spPr bwMode="auto">
+                          <a:xfrm>
+                            <a:off x="687" y="705"/>
+                            <a:ext cx="10650" cy="15525"/>
+                          </a:xfrm>
+                          <a:prstGeom prst="rect">
+                            <a:avLst/>
+                          </a:prstGeom>
+                          <a:noFill/>
+                          <a:ln>
+                            <a:noFill/>
+                          </a:ln>
+                          <a:extLst>
+                            <a:ext uri="{909E8E84-426E-40DD-AFC4-6F175D3DCCD1}">
+                              <a14:hiddenFill xmlns:a14="http://schemas.microsoft.com/office/drawing/2010/main">
+                                <a:solidFill>
+                                  <a:srgbClr val="FFFFFF"/>
+                                </a:solidFill>
+                              </a14:hiddenFill>
+                            </a:ext>
+                            <a:ext uri="{91240B29-F687-4F45-9708-019B960494DF}">
+                              <a14:hiddenLine xmlns:a14="http://schemas.microsoft.com/office/drawing/2010/main" w="9525">
+                                <a:solidFill>
+                                  <a:srgbClr val="000000"/>
+                                </a:solidFill>
+                                <a:miter lim="800000"/>
+                                <a:headEnd/>
+                                <a:tailEnd/>
+                              </a14:hiddenLine>
+                            </a:ext>
+                          </a:extLst>
+                        </pic:spPr>
+                      </pic:pic>
+                    </wpg:wgp>
+                  </a:graphicData>
+                </a:graphic>
+                <wp14:sizeRelH relativeFrom="page">
+                  <wp14:pctWidth>0</wp14:pctWidth>
+                </wp14:sizeRelH>
+                <wp14:sizeRelV relativeFrom="page">
+                  <wp14:pctHeight>0</wp14:pctHeight>
+                </wp14:sizeRelV>
+              </wp:anchor>
+            </w:drawing>
+          </mc:Choice>
+          <mc:Fallback>
+            <w:pict>
+              <v:group w14:anchorId="0FE4B311" id="Nhóm 21" o:spid="_x0000_s1026" style="position:absolute;margin-left:0;margin-top:-30.8pt;width:519.4pt;height:759.7pt;z-index:-251657216;mso-position-horizontal:center;mso-position-horizontal-relative:margin;mso-position-vertical-relative:margin" coordorigin="687,705" coordsize="10650,15525" o:gfxdata="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">
+                <v:shapetype id="_x0000_t75" coordsize="21600,21600" o:spt="75" o:preferrelative="t" path="m@4@5l@4@11@9@11@9@5xe" filled="f" stroked="f">
+                  <v:stroke joinstyle="miter"/>
+                  <v:formulas>
+                    <v:f eqn="if lineDrawn pixelLineWidth 0"/>
+                    <v:f eqn="sum @0 1 0"/>
+                    <v:f eqn="sum 0 0 @1"/>
+                    <v:f eqn="prod @2 1 2"/>
+                    <v:f eqn="prod @3 21600 pixelWidth"/>
+                    <v:f eqn="prod @3 21600 pixelHeight"/>
+                    <v:f eqn="sum @0 0 1"/>
+                    <v:f eqn="prod @6 1 2"/>
+                    <v:f eqn="prod @7 21600 pixelWidth"/>
+                    <v:f eqn="sum @8 21600 0"/>
+                    <v:f eqn="prod @7 21600 pixelHeight"/>
+                    <v:f eqn="sum @10 21600 0"/>
+                  </v:formulas>
+                  <v:path o:extrusionok="f" gradientshapeok="t" o:connecttype="rect"/>
+                  <o:lock v:ext="edit" aspectratio="t"/>
+                </v:shapetype>
+                <v:shape id="Picture 6" o:spid="_x0000_s1027" type="#_x0000_t75" style="position:absolute;left:1475;top:1558;width:9073;height:13527;visibility:visible;mso-wrap-style:square" o:gfxdata="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">
+                  <v:imagedata r:id="rId8" o:title=""/>
+                </v:shape>
+                <v:shape id="Picture 3" o:spid="_x0000_s1028" type="#_x0000_t75" style="position:absolute;left:1440;top:3159;width:3898;height:3898;visibility:visible;mso-wrap-style:square" o:gfxdata="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">
+                  <v:imagedata r:id="rId9" o:title=""/>
+                </v:shape>
+                <v:shape id="Picture 4" o:spid="_x0000_s1029" type="#_x0000_t75" style="position:absolute;left:687;top:705;width:10650;height:15525;visibility:visible;mso-wrap-style:square" o:gfxdata="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">
+                  <v:imagedata r:id="rId10" o:title=""/>
+                </v:shape>
+                <w10:wrap anchorx="margin" anchory="margin"/>
+              </v:group>
+            </w:pict>
+          </mc:Fallback>
+        </mc:AlternateContent>
+      </w:r>
+      <w:r>
+        <w:rPr>
+          <w:noProof/>
+        </w:rPr>
+        <w:t xml:space="preserve"> </w:t>
+      </w:r>
+    </w:p>
+    <w:p>
+      <w:pPr>
+        <w:jc w:val="center"/>
+        <w:rPr>
+          <w:b/>
+          <w:bCs/>
+          <w:sz w:val="36"/>
+          <w:szCs w:val="36"/>
+        </w:rPr>
+      </w:pPr>
+      <w:r>
+        <w:rPr>
+          <w:b/>
+          <w:bCs/>
+          <w:sz w:val="36"/>
+          <w:szCs w:val="36"/>
+        </w:rPr>
+        <w:t>MINISTRY OF SCIENCE AND TECHNOLOGY</w:t>
+      </w:r>
+    </w:p>
+    <w:p>
+      <w:pPr>
+        <w:jc w:val="center"/>
+        <w:rPr>
+          <w:b/>
+          <w:bCs/>
+          <w:sz w:val="32"/>
+          <w:szCs w:val="40"/>
+        </w:rPr>
+      </w:pPr>
+      <w:r>
+        <w:rPr>
+          <w:b/>
+          <w:bCs/>
+          <w:sz w:val="32"/>
+          <w:szCs w:val="40"/>
+        </w:rPr>
+        <w:t>POSTS AND TELECOMMUNICATIONS INSTITUTE OF TECHNOLOGY</w:t>
+      </w:r>
+    </w:p>
+    <w:p>
+      <w:pPr>
+        <w:jc w:val="center"/>
+        <w:rPr>
+          <w:b/>
+          <w:sz w:val="28"/>
+        </w:rPr>
+      </w:pPr>
+      <w:r>
+        <w:rPr>
+          <w:bCs/>
+          <w:noProof/>
+          <w:sz w:val="36"/>
+          <w:szCs w:val="36"/>
+        </w:rPr>
+        <w:drawing>
+          <wp:anchor distT="0" distB="0" distL="114300" distR="114300" simplePos="0" relativeHeight="251662336" behindDoc="1" locked="0" layoutInCell="1" allowOverlap="1" wp14:anchorId="07447853" wp14:editId="68C8BC9A">
+            <wp:simplePos x="0" y="0"/>
+            <wp:positionH relativeFrom="margin">
+              <wp:posOffset>1463040</wp:posOffset>
+            </wp:positionH>
+            <wp:positionV relativeFrom="paragraph">
+              <wp:posOffset>280216</wp:posOffset>
+            </wp:positionV>
+            <wp:extent cx="2960370" cy="2960370"/>
+            <wp:effectExtent l="0" t="0" r="0" b="0"/>
+            <wp:wrapTopAndBottom/>
+            <wp:docPr id="8" name="Picture 8" descr="https://lh4.googleusercontent.com/inH2qQBpJ3y14sQ1OyF-6UI62ObvKZEk4IbwhEqUF2Oguai84MyiRT72BLJ_NI71qsi2Xm08NdFMs0aUS1X-ZNAtUnVHKk1s_zquOwsE_vlCrkG56bRd2CGQeizRTwggyZwhERw"/>
+            <wp:cNvGraphicFramePr>
+              <a:graphicFrameLocks xmlns:a="http://schemas.openxmlformats.org/drawingml/2006/main" noChangeAspect="1"/>
+            </wp:cNvGraphicFramePr>
+            <a:graphic xmlns:a="http://schemas.openxmlformats.org/drawingml/2006/main">
+              <a:graphicData uri="http://schemas.openxmlformats.org/drawingml/2006/picture">
+                <pic:pic xmlns:pic="http://schemas.openxmlformats.org/drawingml/2006/picture">
+                  <pic:nvPicPr>
+                    <pic:cNvPr id="0" name="Picture 8" descr="https://lh4.googleusercontent.com/inH2qQBpJ3y14sQ1OyF-6UI62ObvKZEk4IbwhEqUF2Oguai84MyiRT72BLJ_NI71qsi2Xm08NdFMs0aUS1X-ZNAtUnVHKk1s_zquOwsE_vlCrkG56bRd2CGQeizRTwggyZwhERw"/>
+                    <pic:cNvPicPr>
+                      <a:picLocks noChangeAspect="1" noChangeArrowheads="1"/>
+                    </pic:cNvPicPr>
+                  </pic:nvPicPr>
+                  <pic:blipFill>
+                    <a:blip r:embed="rId11" cstate="print">
+                      <a:extLst>
+                        <a:ext uri="{28A0092B-C50C-407E-A947-70E740481C1C}">
+                          <a14:useLocalDpi xmlns:a14="http://schemas.microsoft.com/office/drawing/2010/main" val="0"/>
+                        </a:ext>
+                      </a:extLst>
+                    </a:blip>
+                    <a:srcRect/>
+                    <a:stretch>
+                      <a:fillRect/>
+                    </a:stretch>
+                  </pic:blipFill>
+                  <pic:spPr bwMode="auto">
+                    <a:xfrm>
+                      <a:off x="0" y="0"/>
+                      <a:ext cx="2960370" cy="2960370"/>
+                    </a:xfrm>
+                    <a:prstGeom prst="rect">
+                      <a:avLst/>
+                    </a:prstGeom>
+                    <a:noFill/>
+                    <a:ln>
+                      <a:noFill/>
+                    </a:ln>
+                  </pic:spPr>
+                </pic:pic>
+              </a:graphicData>
+            </a:graphic>
+            <wp14:sizeRelH relativeFrom="margin">
+              <wp14:pctWidth>0</wp14:pctWidth>
+            </wp14:sizeRelH>
+            <wp14:sizeRelV relativeFrom="margin">
+              <wp14:pctHeight>0</wp14:pctHeight>
+            </wp14:sizeRelV>
+          </wp:anchor>
+        </w:drawing>
+      </w:r>
+      <w:r>
+        <w:rPr>
+          <w:bCs/>
+          <w:noProof/>
+          <w:sz w:val="36"/>
+          <w:szCs w:val="36"/>
+        </w:rPr>
+        <mc:AlternateContent>
+          <mc:Choice Requires="wps">
+            <w:drawing>
+              <wp:anchor distT="45720" distB="45720" distL="114300" distR="114300" simplePos="0" relativeHeight="251661312" behindDoc="1" locked="0" layoutInCell="1" allowOverlap="1" wp14:anchorId="77F85678" wp14:editId="0D1A3827">
+                <wp:simplePos x="0" y="0"/>
+                <wp:positionH relativeFrom="margin">
+                  <wp:align>right</wp:align>
+                </wp:positionH>
+                <wp:positionV relativeFrom="paragraph">
+                  <wp:posOffset>3342640</wp:posOffset>
+                </wp:positionV>
+                <wp:extent cx="5737225" cy="3731260"/>
+                <wp:effectExtent l="0" t="0" r="0" b="2540"/>
+                <wp:wrapTight wrapText="bothSides">
+                  <wp:wrapPolygon edited="0">
+                    <wp:start x="215" y="0"/>
+                    <wp:lineTo x="215" y="21504"/>
+                    <wp:lineTo x="21373" y="21504"/>
+                    <wp:lineTo x="21373" y="0"/>
+                    <wp:lineTo x="215" y="0"/>
+                  </wp:wrapPolygon>
+                </wp:wrapTight>
+                <wp:docPr id="217" name="Text Box 2"/>
+                <wp:cNvGraphicFramePr>
+                  <a:graphicFrameLocks xmlns:a="http://schemas.openxmlformats.org/drawingml/2006/main"/>
+                </wp:cNvGraphicFramePr>
+                <a:graphic xmlns:a="http://schemas.openxmlformats.org/drawingml/2006/main">
+                  <a:graphicData uri="http://schemas.microsoft.com/office/word/2010/wordprocessingShape">
+                    <wps:wsp>
+                      <wps:cNvSpPr txBox="1">
+                        <a:spLocks noChangeArrowheads="1"/>
+                      </wps:cNvSpPr>
+                      <wps:spPr bwMode="auto">
+                        <a:xfrm>
+                          <a:off x="0" y="0"/>
+                          <a:ext cx="5737225" cy="3731260"/>
+                        </a:xfrm>
+                        <a:prstGeom prst="rect">
+                          <a:avLst/>
+                        </a:prstGeom>
+                        <a:noFill/>
+                        <a:ln w="9525">
+                          <a:noFill/>
+                          <a:miter lim="800000"/>
+                          <a:headEnd/>
+                          <a:tailEnd/>
+                        </a:ln>
+                      </wps:spPr>
+                      <wps:txbx>
+                        <w:txbxContent>
+                          <w:p>
+                            <w:pPr>
+                              <w:jc w:val="center"/>
+                              <w:rPr>
+                                <w:b/>
+                                <w:sz w:val="36"/>
+                                <w:szCs w:val="40"/>
+                                <w:lang w:val="vi-VN"/>
+                              </w:rPr>
+                            </w:pPr>
+                            <w:r>
+                              <w:rPr>
+                                <w:b/>
+                                <w:sz w:val="36"/>
+                                <w:szCs w:val="40"/>
+                              </w:rPr>
+                              <w:t>Assignment 0</w:t>
+                            </w:r>
+                            <w:r>
+                              <w:rPr>
+                                <w:b/>
+                                <w:sz w:val="36"/>
+                                <w:szCs w:val="40"/>
+                                <w:lang w:val="vi-VN"/>
+                              </w:rPr>
+                              <w:t>6</w:t>
+                            </w:r>
+                          </w:p>
+                          <w:p>
+                            <w:pPr>
+                              <w:spacing w:line="278" w:lineRule="auto"/>
+                              <w:ind w:left="720" w:firstLine="720"/>
+                              <w:rPr>
+                                <w:b/>
+                                <w:bCs/>
+                                <w:sz w:val="30"/>
+                                <w:szCs w:val="30"/>
+                                <w:lang w:val="vi-VN"/>
+                              </w:rPr>
+                            </w:pPr>
+                            <w:r>
+                              <w:rPr>
+                                <w:b/>
+                                <w:bCs/>
+                                <w:sz w:val="30"/>
+                                <w:szCs w:val="30"/>
+                              </w:rPr>
+                              <w:t>Lecturer</w:t>
+                            </w:r>
+                            <w:r>
+                              <w:rPr>
+                                <w:b/>
+                                <w:bCs/>
+                                <w:sz w:val="30"/>
+                                <w:szCs w:val="30"/>
+                              </w:rPr>
+                              <w:tab/>
+                            </w:r>
+                            <w:r>
+                              <w:rPr>
+                                <w:b/>
+                                <w:bCs/>
+                                <w:sz w:val="30"/>
+                                <w:szCs w:val="30"/>
+                              </w:rPr>
+                              <w:tab/>
+                            </w:r>
+                            <w:r>
+                              <w:rPr>
+                                <w:b/>
+                                <w:bCs/>
+                                <w:sz w:val="30"/>
+                                <w:szCs w:val="30"/>
+                              </w:rPr>
+                              <w:tab/>
+                            </w:r>
+                            <w:r>
+                              <w:rPr>
+                                <w:b/>
+                                <w:bCs/>
+                                <w:sz w:val="30"/>
+                                <w:szCs w:val="30"/>
+                                <w:lang w:val="vi-VN"/>
+                              </w:rPr>
+                              <w:t>:</w:t>
+                            </w:r>
+                            <w:r>
+                              <w:t xml:space="preserve"> </w:t>
+                            </w:r>
+                            <w:r>
+                              <w:rPr>
+                                <w:b/>
+                                <w:bCs/>
+                                <w:sz w:val="30"/>
+                                <w:szCs w:val="30"/>
+                                <w:lang w:val="vi-VN"/>
+                              </w:rPr>
+                              <w:t>Tran Dinh Que</w:t>
+                            </w:r>
+                          </w:p>
+                          <w:p>
+                            <w:pPr>
+                              <w:spacing w:line="278" w:lineRule="auto"/>
+                              <w:ind w:left="720" w:firstLine="720"/>
+                              <w:rPr>
+                                <w:b/>
+                                <w:bCs/>
+                                <w:sz w:val="30"/>
+                                <w:szCs w:val="30"/>
+                                <w:lang w:val="vi-VN"/>
+                              </w:rPr>
+                            </w:pPr>
+                            <w:r>
+                              <w:rPr>
+                                <w:b/>
+                                <w:bCs/>
+                                <w:sz w:val="30"/>
+                                <w:szCs w:val="30"/>
+                              </w:rPr>
+                              <w:t>Class</w:t>
+                            </w:r>
+                            <w:r>
+                              <w:rPr>
+                                <w:b/>
+                                <w:bCs/>
+                                <w:sz w:val="30"/>
+                                <w:szCs w:val="30"/>
+                              </w:rPr>
+                              <w:tab/>
+                            </w:r>
+                            <w:r>
+                              <w:rPr>
+                                <w:b/>
+                                <w:bCs/>
+                                <w:sz w:val="30"/>
+                                <w:szCs w:val="30"/>
+                              </w:rPr>
+                              <w:tab/>
+                            </w:r>
+                            <w:r>
+                              <w:rPr>
+                                <w:b/>
+                                <w:bCs/>
+                                <w:sz w:val="30"/>
+                                <w:szCs w:val="30"/>
+                              </w:rPr>
+                              <w:tab/>
+                            </w:r>
+                            <w:r>
+                              <w:rPr>
+                                <w:b/>
+                                <w:bCs/>
+                                <w:sz w:val="30"/>
+                                <w:szCs w:val="30"/>
+                              </w:rPr>
+                              <w:tab/>
+                            </w:r>
+                            <w:r>
+                              <w:rPr>
+                                <w:b/>
+                                <w:bCs/>
+                                <w:sz w:val="30"/>
+                                <w:szCs w:val="30"/>
+                                <w:lang w:val="vi-VN"/>
+                              </w:rPr>
+                              <w:t>: E23TTTN02</w:t>
+                            </w:r>
+                          </w:p>
+                          <w:p>
+                            <w:pPr>
+                              <w:spacing w:line="278" w:lineRule="auto"/>
+                              <w:ind w:left="720" w:firstLine="720"/>
+                              <w:rPr>
+                                <w:b/>
+                                <w:bCs/>
+                                <w:sz w:val="30"/>
+                                <w:szCs w:val="30"/>
+                                <w:lang w:val="vi-VN"/>
+                              </w:rPr>
+                            </w:pPr>
+                            <w:r>
+                              <w:rPr>
+                                <w:b/>
+                                <w:bCs/>
+                                <w:sz w:val="30"/>
+                                <w:szCs w:val="30"/>
+                              </w:rPr>
+                              <w:t>Group</w:t>
+                            </w:r>
+                            <w:r>
+                              <w:rPr>
+                                <w:b/>
+                                <w:bCs/>
+                                <w:sz w:val="30"/>
+                                <w:szCs w:val="30"/>
+                              </w:rPr>
+                              <w:tab/>
+                            </w:r>
+                            <w:r>
+                              <w:rPr>
+                                <w:b/>
+                                <w:bCs/>
+                                <w:sz w:val="30"/>
+                                <w:szCs w:val="30"/>
+                              </w:rPr>
+                              <w:tab/>
+                            </w:r>
+                            <w:r>
+                              <w:rPr>
+                                <w:b/>
+                                <w:bCs/>
+                                <w:sz w:val="30"/>
+                                <w:szCs w:val="30"/>
+                              </w:rPr>
+                              <w:tab/>
+                            </w:r>
+                            <w:r>
+                              <w:rPr>
+                                <w:b/>
+                                <w:bCs/>
+                                <w:sz w:val="30"/>
+                                <w:szCs w:val="30"/>
+                                <w:lang w:val="vi-VN"/>
+                              </w:rPr>
+                              <w:t>: 03</w:t>
+                            </w:r>
+                          </w:p>
+                          <w:p>
+                            <w:pPr>
+                              <w:spacing w:line="278" w:lineRule="auto"/>
+                              <w:ind w:left="720" w:firstLine="720"/>
+                              <w:rPr>
+                                <w:b/>
+                                <w:bCs/>
+                                <w:sz w:val="30"/>
+                                <w:szCs w:val="30"/>
+                                <w:lang w:val="vi-VN"/>
+                              </w:rPr>
+                            </w:pPr>
+                            <w:r>
+                              <w:rPr>
+                                <w:b/>
+                                <w:bCs/>
+                                <w:sz w:val="30"/>
+                                <w:szCs w:val="30"/>
+                              </w:rPr>
+                              <w:t>Student Name</w:t>
+                            </w:r>
+                            <w:r>
+                              <w:rPr>
+                                <w:b/>
+                                <w:bCs/>
+                                <w:sz w:val="30"/>
+                                <w:szCs w:val="30"/>
+                              </w:rPr>
+                              <w:tab/>
+                            </w:r>
+                            <w:r>
+                              <w:rPr>
+                                <w:b/>
+                                <w:bCs/>
+                                <w:sz w:val="30"/>
+                                <w:szCs w:val="30"/>
+                              </w:rPr>
+                              <w:tab/>
+                            </w:r>
+                            <w:r>
+                              <w:rPr>
+                                <w:b/>
+                                <w:bCs/>
+                                <w:sz w:val="30"/>
+                                <w:szCs w:val="30"/>
+                                <w:lang w:val="vi-VN"/>
+                              </w:rPr>
+                              <w:t>: Lê Huy Hoàng</w:t>
+                            </w:r>
+                          </w:p>
+                          <w:p>
+                            <w:pPr>
+                              <w:spacing w:line="278" w:lineRule="auto"/>
+                              <w:ind w:left="720" w:firstLine="720"/>
+                              <w:rPr>
+                                <w:b/>
+                                <w:bCs/>
+                                <w:sz w:val="30"/>
+                                <w:szCs w:val="30"/>
+                                <w:lang w:val="vi-VN"/>
+                              </w:rPr>
+                            </w:pPr>
+                            <w:r>
+                              <w:rPr>
+                                <w:b/>
+                                <w:bCs/>
+                                <w:sz w:val="30"/>
+                                <w:szCs w:val="30"/>
+                              </w:rPr>
+                              <w:t>Student ID</w:t>
+                            </w:r>
+                            <w:r>
+                              <w:rPr>
+                                <w:b/>
+                                <w:bCs/>
+                                <w:sz w:val="30"/>
+                                <w:szCs w:val="30"/>
+                              </w:rPr>
+                              <w:tab/>
+                            </w:r>
+                            <w:r>
+                              <w:rPr>
+                                <w:b/>
+                                <w:bCs/>
+                                <w:sz w:val="30"/>
+                                <w:szCs w:val="30"/>
+                              </w:rPr>
+                              <w:tab/>
+                            </w:r>
+                            <w:r>
+                              <w:rPr>
+                                <w:b/>
+                                <w:bCs/>
+                                <w:sz w:val="30"/>
+                                <w:szCs w:val="30"/>
+                              </w:rPr>
+                              <w:tab/>
+                            </w:r>
+                            <w:r>
+                              <w:rPr>
+                                <w:b/>
+                                <w:bCs/>
+                                <w:sz w:val="30"/>
+                                <w:szCs w:val="30"/>
+                                <w:lang w:val="vi-VN"/>
+                              </w:rPr>
+                              <w:t>: B23DCVT171</w:t>
+                            </w:r>
+                          </w:p>
+                          <w:p>
+                            <w:pPr>
+                              <w:spacing w:line="278" w:lineRule="auto"/>
+                              <w:rPr>
+                                <w:b/>
+                                <w:bCs/>
+                                <w:sz w:val="26"/>
+                                <w:szCs w:val="26"/>
+                              </w:rPr>
+                            </w:pPr>
+                            <w:r>
+                              <w:rPr>
+                                <w:rFonts w:ascii="Barlow Condensed" w:hAnsi="Barlow Condensed"/>
+                                <w:sz w:val="26"/>
+                                <w:szCs w:val="26"/>
+                              </w:rPr>
+                              <w:t xml:space="preserve">  </w:t>
+                            </w:r>
+                          </w:p>
+                          <w:p>
+                            <w:pPr>
+                              <w:jc w:val="center"/>
+                              <w:rPr>
+                                <w:b/>
+                                <w:bCs/>
+                                <w:sz w:val="28"/>
+                                <w:szCs w:val="32"/>
+                              </w:rPr>
+                            </w:pPr>
+                          </w:p>
+                          <w:p>
+                            <w:pPr>
+                              <w:jc w:val="center"/>
+                              <w:rPr>
+                                <w:b/>
+                                <w:bCs/>
+                                <w:sz w:val="28"/>
+                                <w:szCs w:val="32"/>
+                              </w:rPr>
+                            </w:pPr>
+                          </w:p>
+                          <w:p>
+                            <w:pPr>
+                              <w:jc w:val="center"/>
+                              <w:rPr>
+                                <w:b/>
+                                <w:bCs/>
+                                <w:sz w:val="28"/>
+                                <w:szCs w:val="32"/>
+                              </w:rPr>
+                            </w:pPr>
+                          </w:p>
+                          <w:p>
+                            <w:pPr>
+                              <w:jc w:val="center"/>
+                              <w:rPr>
+                                <w:b/>
+                                <w:bCs/>
+                                <w:i/>
+                                <w:iCs/>
+                                <w:sz w:val="28"/>
+                                <w:szCs w:val="32"/>
+                              </w:rPr>
+                            </w:pPr>
+                          </w:p>
+                          <w:p>
+                            <w:pPr>
+                              <w:jc w:val="center"/>
+                              <w:rPr>
+                                <w:b/>
+                                <w:bCs/>
+                                <w:i/>
+                                <w:iCs/>
+                                <w:sz w:val="28"/>
+                                <w:szCs w:val="32"/>
+                              </w:rPr>
+                            </w:pPr>
+                            <w:r>
+                              <w:rPr>
+                                <w:b/>
+                                <w:bCs/>
+                                <w:i/>
+                                <w:iCs/>
+                                <w:sz w:val="28"/>
+                                <w:szCs w:val="32"/>
+                              </w:rPr>
+                              <w:t xml:space="preserve">Hà Nội, Tháng </w:t>
+                            </w:r>
+                            <w:r>
+                              <w:rPr>
+                                <w:b/>
+                                <w:bCs/>
+                                <w:i/>
+                                <w:iCs/>
+                                <w:sz w:val="28"/>
+                                <w:szCs w:val="32"/>
+                              </w:rPr>
+                              <w:t>3</w:t>
+                            </w:r>
+                            <w:r>
+                              <w:rPr>
+                                <w:b/>
+                                <w:bCs/>
+                                <w:i/>
+                                <w:iCs/>
+                                <w:sz w:val="28"/>
+                                <w:szCs w:val="32"/>
+                              </w:rPr>
+                              <w:t>/202</w:t>
+                            </w:r>
+                            <w:r>
+                              <w:rPr>
+                                <w:b/>
+                                <w:bCs/>
+                                <w:i/>
+                                <w:iCs/>
+                                <w:sz w:val="28"/>
+                                <w:szCs w:val="32"/>
+                              </w:rPr>
+                              <w:t>4</w:t>
+                            </w:r>
+                          </w:p>
+                        </w:txbxContent>
+                      </wps:txbx>
+                      <wps:bodyPr rot="0" vert="horz" wrap="square" lIns="91440" tIns="45720" rIns="91440" bIns="45720" anchor="t" anchorCtr="0">
+                        <a:noAutofit/>
+                      </wps:bodyPr>
+                    </wps:wsp>
+                  </a:graphicData>
+                </a:graphic>
+                <wp14:sizeRelH relativeFrom="margin">
+                  <wp14:pctWidth>0</wp14:pctWidth>
+                </wp14:sizeRelH>
+                <wp14:sizeRelV relativeFrom="margin">
+                  <wp14:pctHeight>0</wp14:pctHeight>
+                </wp14:sizeRelV>
+              </wp:anchor>
+            </w:drawing>
+          </mc:Choice>
+          <mc:Fallback>
+            <w:pict>
+              <v:shapetype w14:anchorId="77F85678" id="_x0000_t202" coordsize="21600,21600" o:spt="202" path="m,l,21600r21600,l21600,xe">
+                <v:stroke joinstyle="miter"/>
+                <v:path gradientshapeok="t" o:connecttype="rect"/>
+              </v:shapetype>
+              <v:shape id="Text Box 2" o:spid="_x0000_s1026" type="#_x0000_t202" style="position:absolute;left:0;text-align:left;margin-left:400.55pt;margin-top:263.2pt;width:451.75pt;height:293.8pt;z-index:-251655168;visibility:visible;mso-wrap-style:square;mso-width-percent:0;mso-height-percent:0;mso-wrap-distance-left:9pt;mso-wrap-distance-top:3.6pt;mso-wrap-distance-right:9pt;mso-wrap-distance-bottom:3.6pt;mso-position-horizontal:right;mso-position-horizontal-relative:margin;mso-position-vertical:absolute;mso-position-vertical-relative:text;mso-width-percent:0;mso-height-percent:0;mso-width-relative:margin;mso-height-relative:margin;v-text-anchor:top" o:gfxdata="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" filled="f" stroked="f">
+                <v:textbox>
+                  <w:txbxContent>
+                    <w:p>
+                      <w:pPr>
+                        <w:jc w:val="center"/>
+                        <w:rPr>
+                          <w:b/>
+                          <w:sz w:val="36"/>
+                          <w:szCs w:val="40"/>
+                          <w:lang w:val="vi-VN"/>
+                        </w:rPr>
+                      </w:pPr>
+                      <w:r>
+                        <w:rPr>
+                          <w:b/>
+                          <w:sz w:val="36"/>
+                          <w:szCs w:val="40"/>
+                        </w:rPr>
+                        <w:t>Assignment 0</w:t>
+                      </w:r>
+                      <w:r>
+                        <w:rPr>
+                          <w:b/>
+                          <w:sz w:val="36"/>
+                          <w:szCs w:val="40"/>
+                          <w:lang w:val="vi-VN"/>
+                        </w:rPr>
+                        <w:t>6</w:t>
+                      </w:r>
+                    </w:p>
+                    <w:p>
+                      <w:pPr>
+                        <w:spacing w:line="278" w:lineRule="auto"/>
+                        <w:ind w:left="720" w:firstLine="720"/>
+                        <w:rPr>
+                          <w:b/>
+                          <w:bCs/>
+                          <w:sz w:val="30"/>
+                          <w:szCs w:val="30"/>
+                          <w:lang w:val="vi-VN"/>
+                        </w:rPr>
+                      </w:pPr>
+                      <w:r>
+                        <w:rPr>
+                          <w:b/>
+                          <w:bCs/>
+                          <w:sz w:val="30"/>
+                          <w:szCs w:val="30"/>
+                        </w:rPr>
+                        <w:t>Lecturer</w:t>
+                      </w:r>
+                      <w:r>
+                        <w:rPr>
+                          <w:b/>
+                          <w:bCs/>
+                          <w:sz w:val="30"/>
+                          <w:szCs w:val="30"/>
+                        </w:rPr>
+                        <w:tab/>
+                      </w:r>
+                      <w:r>
+                        <w:rPr>
+                          <w:b/>
+                          <w:bCs/>
+                          <w:sz w:val="30"/>
+                          <w:szCs w:val="30"/>
+                        </w:rPr>
+                        <w:tab/>
+                      </w:r>
+                      <w:r>
+                        <w:rPr>
+                          <w:b/>
+                          <w:bCs/>
+                          <w:sz w:val="30"/>
+                          <w:szCs w:val="30"/>
+                        </w:rPr>
+                        <w:tab/>
+                      </w:r>
+                      <w:r>
+                        <w:rPr>
+                          <w:b/>
+                          <w:bCs/>
+                          <w:sz w:val="30"/>
+                          <w:szCs w:val="30"/>
+                          <w:lang w:val="vi-VN"/>
+                        </w:rPr>
+                        <w:t>:</w:t>
+                      </w:r>
+                      <w:r>
+                        <w:t xml:space="preserve"> </w:t>
+                      </w:r>
+                      <w:r>
+                        <w:rPr>
+                          <w:b/>
+                          <w:bCs/>
+                          <w:sz w:val="30"/>
+                          <w:szCs w:val="30"/>
+                          <w:lang w:val="vi-VN"/>
+                        </w:rPr>
+                        <w:t>Tran Dinh Que</w:t>
+                      </w:r>
+                    </w:p>
+                    <w:p>
+                      <w:pPr>
+                        <w:spacing w:line="278" w:lineRule="auto"/>
+                        <w:ind w:left="720" w:firstLine="720"/>
+                        <w:rPr>
+                          <w:b/>
+                          <w:bCs/>
+                          <w:sz w:val="30"/>
+                          <w:szCs w:val="30"/>
+                          <w:lang w:val="vi-VN"/>
+                        </w:rPr>
+                      </w:pPr>
+                      <w:r>
+                        <w:rPr>
+                          <w:b/>
+                          <w:bCs/>
+                          <w:sz w:val="30"/>
+                          <w:szCs w:val="30"/>
+                        </w:rPr>
+                        <w:t>Class</w:t>
+                      </w:r>
+                      <w:r>
+                        <w:rPr>
+                          <w:b/>
+                          <w:bCs/>
+                          <w:sz w:val="30"/>
+                          <w:szCs w:val="30"/>
+                        </w:rPr>
+                        <w:tab/>
+                      </w:r>
+                      <w:r>
+                        <w:rPr>
+                          <w:b/>
+                          <w:bCs/>
+                          <w:sz w:val="30"/>
+                          <w:szCs w:val="30"/>
+                        </w:rPr>
+                        <w:tab/>
+                      </w:r>
+                      <w:r>
+                        <w:rPr>
+                          <w:b/>
+                          <w:bCs/>
+                          <w:sz w:val="30"/>
+                          <w:szCs w:val="30"/>
+                        </w:rPr>
+                        <w:tab/>
+                      </w:r>
+                      <w:r>
+                        <w:rPr>
+                          <w:b/>
+                          <w:bCs/>
+                          <w:sz w:val="30"/>
+                          <w:szCs w:val="30"/>
+                        </w:rPr>
+                        <w:tab/>
+                      </w:r>
+                      <w:r>
+                        <w:rPr>
+                          <w:b/>
+                          <w:bCs/>
+                          <w:sz w:val="30"/>
+                          <w:szCs w:val="30"/>
+                          <w:lang w:val="vi-VN"/>
+                        </w:rPr>
+                        <w:t>: E23TTTN02</w:t>
+                      </w:r>
+                    </w:p>
+                    <w:p>
+                      <w:pPr>
+                        <w:spacing w:line="278" w:lineRule="auto"/>
+                        <w:ind w:left="720" w:firstLine="720"/>
+                        <w:rPr>
+                          <w:b/>
+                          <w:bCs/>
+                          <w:sz w:val="30"/>
+                          <w:szCs w:val="30"/>
+                          <w:lang w:val="vi-VN"/>
+                        </w:rPr>
+                      </w:pPr>
+                      <w:r>
+                        <w:rPr>
+                          <w:b/>
+                          <w:bCs/>
+                          <w:sz w:val="30"/>
+                          <w:szCs w:val="30"/>
+                        </w:rPr>
+                        <w:t>Group</w:t>
+                      </w:r>
+                      <w:r>
+                        <w:rPr>
+                          <w:b/>
+                          <w:bCs/>
+                          <w:sz w:val="30"/>
+                          <w:szCs w:val="30"/>
+                        </w:rPr>
+                        <w:tab/>
+                      </w:r>
+                      <w:r>
+                        <w:rPr>
+                          <w:b/>
+                          <w:bCs/>
+                          <w:sz w:val="30"/>
+                          <w:szCs w:val="30"/>
+                        </w:rPr>
+                        <w:tab/>
+                      </w:r>
+                      <w:r>
+                        <w:rPr>
+                          <w:b/>
+                          <w:bCs/>
+                          <w:sz w:val="30"/>
+                          <w:szCs w:val="30"/>
+                        </w:rPr>
+                        <w:tab/>
+                      </w:r>
+                      <w:r>
+                        <w:rPr>
+                          <w:b/>
+                          <w:bCs/>
+                          <w:sz w:val="30"/>
+                          <w:szCs w:val="30"/>
+                          <w:lang w:val="vi-VN"/>
+                        </w:rPr>
+                        <w:t>: 03</w:t>
+                      </w:r>
+                    </w:p>
+                    <w:p>
+                      <w:pPr>
+                        <w:spacing w:line="278" w:lineRule="auto"/>
+                        <w:ind w:left="720" w:firstLine="720"/>
+                        <w:rPr>
+                          <w:b/>
+                          <w:bCs/>
+                          <w:sz w:val="30"/>
+                          <w:szCs w:val="30"/>
+                          <w:lang w:val="vi-VN"/>
+                        </w:rPr>
+                      </w:pPr>
+                      <w:r>
+                        <w:rPr>
+                          <w:b/>
+                          <w:bCs/>
+                          <w:sz w:val="30"/>
+                          <w:szCs w:val="30"/>
+                        </w:rPr>
+                        <w:t>Student Name</w:t>
+                      </w:r>
+                      <w:r>
+                        <w:rPr>
+                          <w:b/>
+                          <w:bCs/>
+                          <w:sz w:val="30"/>
+                          <w:szCs w:val="30"/>
+                        </w:rPr>
+                        <w:tab/>
+                      </w:r>
+                      <w:r>
+                        <w:rPr>
+                          <w:b/>
+                          <w:bCs/>
+                          <w:sz w:val="30"/>
+                          <w:szCs w:val="30"/>
+                        </w:rPr>
+                        <w:tab/>
+                      </w:r>
+                      <w:r>
+                        <w:rPr>
+                          <w:b/>
+                          <w:bCs/>
+                          <w:sz w:val="30"/>
+                          <w:szCs w:val="30"/>
+                          <w:lang w:val="vi-VN"/>
+                        </w:rPr>
+                        <w:t>: Lê Huy Hoàng</w:t>
+                      </w:r>
+                    </w:p>
+                    <w:p>
+                      <w:pPr>
+                        <w:spacing w:line="278" w:lineRule="auto"/>
+                        <w:ind w:left="720" w:firstLine="720"/>
+                        <w:rPr>
+                          <w:b/>
+                          <w:bCs/>
+                          <w:sz w:val="30"/>
+                          <w:szCs w:val="30"/>
+                          <w:lang w:val="vi-VN"/>
+                        </w:rPr>
+                      </w:pPr>
+                      <w:r>
+                        <w:rPr>
+                          <w:b/>
+                          <w:bCs/>
+                          <w:sz w:val="30"/>
+                          <w:szCs w:val="30"/>
+                        </w:rPr>
+                        <w:t>Student ID</w:t>
+                      </w:r>
+                      <w:r>
+                        <w:rPr>
+                          <w:b/>
+                          <w:bCs/>
+                          <w:sz w:val="30"/>
+                          <w:szCs w:val="30"/>
+                        </w:rPr>
+                        <w:tab/>
+                      </w:r>
+                      <w:r>
+                        <w:rPr>
+                          <w:b/>
+                          <w:bCs/>
+                          <w:sz w:val="30"/>
+                          <w:szCs w:val="30"/>
+                        </w:rPr>
+                        <w:tab/>
+                      </w:r>
+                      <w:r>
+                        <w:rPr>
+                          <w:b/>
+                          <w:bCs/>
+                          <w:sz w:val="30"/>
+                          <w:szCs w:val="30"/>
+                        </w:rPr>
+                        <w:tab/>
+                      </w:r>
+                      <w:r>
+                        <w:rPr>
+                          <w:b/>
+                          <w:bCs/>
+                          <w:sz w:val="30"/>
+                          <w:szCs w:val="30"/>
+                          <w:lang w:val="vi-VN"/>
+                        </w:rPr>
+                        <w:t>: B23DCVT171</w:t>
+                      </w:r>
+                    </w:p>
+                    <w:p>
+                      <w:pPr>
+                        <w:spacing w:line="278" w:lineRule="auto"/>
+                        <w:rPr>
+                          <w:b/>
+                          <w:bCs/>
+                          <w:sz w:val="26"/>
+                          <w:szCs w:val="26"/>
+                        </w:rPr>
+                      </w:pPr>
+                      <w:r>
+                        <w:rPr>
+                          <w:rFonts w:ascii="Barlow Condensed" w:hAnsi="Barlow Condensed"/>
+                          <w:sz w:val="26"/>
+                          <w:szCs w:val="26"/>
+                        </w:rPr>
+                        <w:t xml:space="preserve">  </w:t>
+                      </w:r>
+                    </w:p>
+                    <w:p>
+                      <w:pPr>
+                        <w:jc w:val="center"/>
+                        <w:rPr>
+                          <w:b/>
+                          <w:bCs/>
+                          <w:sz w:val="28"/>
+                          <w:szCs w:val="32"/>
+                        </w:rPr>
+                      </w:pPr>
+                    </w:p>
+                    <w:p>
+                      <w:pPr>
+                        <w:jc w:val="center"/>
+                        <w:rPr>
+                          <w:b/>
+                          <w:bCs/>
+                          <w:sz w:val="28"/>
+                          <w:szCs w:val="32"/>
+                        </w:rPr>
+                      </w:pPr>
+                    </w:p>
+                    <w:p>
+                      <w:pPr>
+                        <w:jc w:val="center"/>
+                        <w:rPr>
+                          <w:b/>
+                          <w:bCs/>
+                          <w:sz w:val="28"/>
+                          <w:szCs w:val="32"/>
+                        </w:rPr>
+                      </w:pPr>
+                    </w:p>
+                    <w:p>
+                      <w:pPr>
+                        <w:jc w:val="center"/>
+                        <w:rPr>
+                          <w:b/>
+                          <w:bCs/>
+                          <w:i/>
+                          <w:iCs/>
+                          <w:sz w:val="28"/>
+                          <w:szCs w:val="32"/>
+                        </w:rPr>
+                      </w:pPr>
+                    </w:p>
+                    <w:p>
+                      <w:pPr>
+                        <w:jc w:val="center"/>
+                        <w:rPr>
+                          <w:b/>
+                          <w:bCs/>
+                          <w:i/>
+                          <w:iCs/>
+                          <w:sz w:val="28"/>
+                          <w:szCs w:val="32"/>
+                        </w:rPr>
+                      </w:pPr>
+                      <w:r>
+                        <w:rPr>
+                          <w:b/>
+                          <w:bCs/>
+                          <w:i/>
+                          <w:iCs/>
+                          <w:sz w:val="28"/>
+                          <w:szCs w:val="32"/>
+                        </w:rPr>
+                        <w:t xml:space="preserve">Hà Nội, Tháng </w:t>
+                      </w:r>
+                      <w:r>
+                        <w:rPr>
+                          <w:b/>
+                          <w:bCs/>
+                          <w:i/>
+                          <w:iCs/>
+                          <w:sz w:val="28"/>
+                          <w:szCs w:val="32"/>
+                        </w:rPr>
+                        <w:t>3</w:t>
+                      </w:r>
+                      <w:r>
+                        <w:rPr>
+                          <w:b/>
+                          <w:bCs/>
+                          <w:i/>
+                          <w:iCs/>
+                          <w:sz w:val="28"/>
+                          <w:szCs w:val="32"/>
+                        </w:rPr>
+                        <w:t>/202</w:t>
+                      </w:r>
+                      <w:r>
+                        <w:rPr>
+                          <w:b/>
+                          <w:bCs/>
+                          <w:i/>
+                          <w:iCs/>
+                          <w:sz w:val="28"/>
+                          <w:szCs w:val="32"/>
+                        </w:rPr>
+                        <w:t>4</w:t>
+                      </w:r>
+                    </w:p>
+                  </w:txbxContent>
+                </v:textbox>
+                <w10:wrap type="tight" anchorx="margin"/>
+              </v:shape>
+            </w:pict>
+          </mc:Fallback>
+        </mc:AlternateContent>
+      </w:r>
+      <w:r>
+        <w:rPr>
+          <w:bCs/>
+          <w:sz w:val="28"/>
+        </w:rPr>
+        <w:t>-----</w:t>
+      </w:r>
+      <w:r>
+        <w:rPr>
+          <w:rFonts w:ascii="Wingdings" w:hAnsi="Wingdings"/>
+          <w:b/>
+          <w:sz w:val="28"/>
+        </w:rPr>
+        <w:t></w:t>
+      </w:r>
+      <w:r>
+        <w:rPr>
+          <w:rFonts w:ascii="Wingdings" w:hAnsi="Wingdings"/>
+          <w:b/>
+          <w:sz w:val="28"/>
+        </w:rPr>
+        <w:t></w:t>
+      </w:r>
+      <w:r>
+        <w:rPr>
+          <w:rFonts w:ascii="Wingdings" w:hAnsi="Wingdings"/>
+          <w:b/>
+          <w:sz w:val="28"/>
+        </w:rPr>
+        <w:t></w:t>
+      </w:r>
+      <w:r>
+        <w:rPr>
+          <w:rFonts w:ascii="Wingdings" w:hAnsi="Wingdings"/>
+          <w:b/>
+          <w:sz w:val="28"/>
+        </w:rPr>
+        <w:t></w:t>
+      </w:r>
+      <w:r>
+        <w:rPr>
+          <w:rFonts w:ascii="Wingdings" w:hAnsi="Wingdings"/>
+          <w:b/>
+          <w:sz w:val="28"/>
+        </w:rPr>
+        <w:t></w:t>
+      </w:r>
+      <w:r>
+        <w:rPr>
+          <w:bCs/>
+          <w:sz w:val="28"/>
+        </w:rPr>
+        <w:t>-----</w:t>
+      </w:r>
+    </w:p>
+    <w:p>
+      <w:pPr>
+        <w:rPr>
+          <w:lang w:val="vi-VN"/>
+        </w:rPr>
+      </w:pPr>
+    </w:p>
+    <w:p>
+      <w:pPr>
         <w:pStyle w:val="ListParagraph"/>
         <w:numPr>
           <w:ilvl w:val="0"/>
@@ -85,6 +1603,8 @@
       <w:r>
         <w:t>Search products by image.</w:t>
       </w:r>
+      <w:bookmarkStart w:id="0" w:name="_GoBack"/>
+      <w:bookmarkEnd w:id="0"/>
     </w:p>
     <w:p>
       <w:pPr>
@@ -777,6 +2297,7 @@
         <w:rPr>
           <w:lang w:val="vi-VN"/>
         </w:rPr>
+        <w:lastRenderedPageBreak/>
         <w:t>Customer → Search Order</w:t>
       </w:r>
     </w:p>
@@ -795,7 +2316,6 @@
         <w:rPr>
           <w:lang w:val="vi-VN"/>
         </w:rPr>
-        <w:lastRenderedPageBreak/>
         <w:t>Customer → View product information</w:t>
       </w:r>
     </w:p>
@@ -913,7 +2433,7 @@
                     <pic:cNvPicPr/>
                   </pic:nvPicPr>
                   <pic:blipFill>
-                    <a:blip r:embed="rId5">
+                    <a:blip r:embed="rId12">
                       <a:extLst>
                         <a:ext uri="{28A0092B-C50C-407E-A947-70E740481C1C}">
                           <a14:useLocalDpi xmlns:a14="http://schemas.microsoft.com/office/drawing/2010/main" val="0"/>
@@ -1394,7 +2914,7 @@
                     <pic:cNvPicPr/>
                   </pic:nvPicPr>
                   <pic:blipFill>
-                    <a:blip r:embed="rId6">
+                    <a:blip r:embed="rId13">
                       <a:extLst>
                         <a:ext uri="{28A0092B-C50C-407E-A947-70E740481C1C}">
                           <a14:useLocalDpi xmlns:a14="http://schemas.microsoft.com/office/drawing/2010/main" val="0"/>
@@ -1968,7 +3488,7 @@
                     <pic:cNvPicPr/>
                   </pic:nvPicPr>
                   <pic:blipFill>
-                    <a:blip r:embed="rId7">
+                    <a:blip r:embed="rId14">
                       <a:extLst>
                         <a:ext uri="{28A0092B-C50C-407E-A947-70E740481C1C}">
                           <a14:useLocalDpi xmlns:a14="http://schemas.microsoft.com/office/drawing/2010/main" val="0"/>
@@ -2018,8 +3538,6 @@
       <w:r>
         <w:t>Task 6: Demonstration</w:t>
       </w:r>
-      <w:bookmarkStart w:id="0" w:name="_GoBack"/>
-      <w:bookmarkEnd w:id="0"/>
     </w:p>
     <w:sectPr>
       <w:pgSz w:w="12240" w:h="15840"/>
